--- a/services/templates/modelo_honorarios.docx
+++ b/services/templates/modelo_honorarios.docx
@@ -58,8 +58,6 @@
         <w:jc w:val="both"/>
         <w:rPr>
           <w:rFonts w:ascii="Microsoft YaHei" w:hAnsi="Microsoft YaHei"/>
-          <w:sz w:val="16"/>
-          <w:szCs w:val="16"/>
         </w:rPr>
       </w:pPr>
       <w:r>
@@ -70,6 +68,92 @@
           <w:szCs w:val="16"/>
         </w:rPr>
         <w:t>CONTRATANTE:</w:t>
+      </w:r>
+    </w:p>
+    <w:p>
+      <w:pPr>
+        <w:pStyle w:val="Normal1"/>
+        <w:jc w:val="both"/>
+        <w:rPr/>
+      </w:pPr>
+      <w:r>
+        <w:rPr>
+          <w:rStyle w:val="Fontepargpadro"/>
+          <w:rFonts w:eastAsia="Microsoft JhengHei" w:cs="Calisto MT;KENPLP+TimesNewRoman" w:ascii="Microsoft YaHei" w:hAnsi="Microsoft YaHei"/>
+          <w:b/>
+          <w:bCs/>
+          <w:color w:val="1D1B11"/>
+          <w:sz w:val="16"/>
+          <w:szCs w:val="16"/>
+        </w:rPr>
+        <w:t xml:space="preserve">Eu, </w:t>
+      </w:r>
+      <w:r>
+        <w:rPr>
+          <w:rStyle w:val="Fontepargpadro"/>
+          <w:rFonts w:eastAsia="Microsoft JhengHei" w:cs="Calisto MT;KENPLP+TimesNewRoman" w:ascii="Microsoft YaHei" w:hAnsi="Microsoft YaHei"/>
+          <w:b/>
+          <w:bCs/>
+          <w:color w:val="1D1B11"/>
+          <w:sz w:val="16"/>
+          <w:szCs w:val="16"/>
+        </w:rPr>
+        <w:t>{{nome}},</w:t>
+      </w:r>
+      <w:r>
+        <w:rPr>
+          <w:rStyle w:val="Fontepargpadro"/>
+          <w:rFonts w:eastAsia="Microsoft JhengHei" w:cs="Calisto MT;KENPLP+TimesNewRoman" w:ascii="Microsoft YaHei" w:hAnsi="Microsoft YaHei"/>
+          <w:b w:val="false"/>
+          <w:bCs w:val="false"/>
+          <w:color w:val="1D1B11"/>
+          <w:sz w:val="16"/>
+          <w:szCs w:val="16"/>
+        </w:rPr>
+        <w:t xml:space="preserve"> {{nacionalidade}}, {{estado_civil}}, {{profissao}}, inscrito(a) no CPF sob o nº {{cpf}}, nascido(a) em {{data_nascimento}}</w:t>
+      </w:r>
+      <w:r>
+        <w:rPr>
+          <w:rStyle w:val="Fontepargpadro"/>
+          <w:rFonts w:eastAsia="Microsoft YaHei" w:cs="Calisto MT;KENPLP+TimesNewRoman" w:ascii="Microsoft YaHei" w:hAnsi="Microsoft YaHei"/>
+          <w:b w:val="false"/>
+          <w:bCs w:val="false"/>
+          <w:color w:val="1D1B11"/>
+          <w:sz w:val="16"/>
+          <w:szCs w:val="16"/>
+        </w:rPr>
+        <w:t>, residente e domiciliado(a) em {{endereco}}, e-mail {{email}}</w:t>
+      </w:r>
+      <w:r>
+        <w:rPr>
+          <w:rStyle w:val="Fontepargpadro"/>
+          <w:rFonts w:eastAsia="Microsoft YaHei" w:cs="Calisto MT;KENPLP+TimesNewRoman" w:ascii="Microsoft YaHei" w:hAnsi="Microsoft YaHei"/>
+          <w:color w:val="1D1B11"/>
+          <w:sz w:val="16"/>
+          <w:szCs w:val="16"/>
+        </w:rPr>
+        <w:t>.</w:t>
+      </w:r>
+    </w:p>
+    <w:p>
+      <w:pPr>
+        <w:pStyle w:val="Normal1"/>
+        <w:spacing w:before="113" w:after="113"/>
+        <w:jc w:val="both"/>
+        <w:rPr>
+          <w:rFonts w:ascii="Microsoft YaHei" w:hAnsi="Microsoft YaHei"/>
+          <w:sz w:val="16"/>
+          <w:szCs w:val="16"/>
+        </w:rPr>
+      </w:pPr>
+      <w:r>
+        <w:rPr>
+          <w:rFonts w:eastAsia="Microsoft YaHei" w:cs="Calibri" w:ascii="Microsoft YaHei" w:hAnsi="Microsoft YaHei"/>
+          <w:color w:val="000000"/>
+          <w:sz w:val="16"/>
+          <w:szCs w:val="16"/>
+        </w:rPr>
+        <w:t>CONTRATADO:</w:t>
       </w:r>
     </w:p>
     <w:p>
@@ -81,45 +165,6 @@
       </w:pPr>
       <w:r>
         <w:rPr>
-          <w:rStyle w:val="Fontepargpadro"/>
-          <w:rFonts w:eastAsia="Microsoft YaHei" w:cs="Calisto MT;KENPLP+TimesNewRoman" w:ascii="Microsoft YaHei" w:hAnsi="Microsoft YaHei"/>
-          <w:color w:val="1D1B11"/>
-          <w:sz w:val="16"/>
-          <w:szCs w:val="16"/>
-        </w:rPr>
-        <w:t xml:space="preserve">{{nome}}, {{nacionalidade}}, {{estado_civil}}, {{profissao}}, CPF sob nº  {{cpf}}, {{endereco}}, {{email}}. </w:t>
-      </w:r>
-    </w:p>
-    <w:p>
-      <w:pPr>
-        <w:pStyle w:val="Normal1"/>
-        <w:spacing w:before="113" w:after="113"/>
-        <w:jc w:val="both"/>
-        <w:rPr>
-          <w:rFonts w:ascii="Microsoft YaHei" w:hAnsi="Microsoft YaHei"/>
-          <w:sz w:val="16"/>
-          <w:szCs w:val="16"/>
-        </w:rPr>
-      </w:pPr>
-      <w:r>
-        <w:rPr>
-          <w:rFonts w:eastAsia="Microsoft YaHei" w:cs="Calibri" w:ascii="Microsoft YaHei" w:hAnsi="Microsoft YaHei"/>
-          <w:color w:val="000000"/>
-          <w:sz w:val="16"/>
-          <w:szCs w:val="16"/>
-        </w:rPr>
-        <w:t>CONTRATADO:</w:t>
-      </w:r>
-    </w:p>
-    <w:p>
-      <w:pPr>
-        <w:pStyle w:val="Normal1"/>
-        <w:spacing w:before="113" w:after="113"/>
-        <w:jc w:val="both"/>
-        <w:rPr/>
-      </w:pPr>
-      <w:r>
-        <w:rPr>
           <w:rStyle w:val="advogadonomecompleto"/>
           <w:rFonts w:eastAsia="Microsoft YaHei" w:cs="Calibri" w:ascii="Microsoft YaHei" w:hAnsi="Microsoft YaHei"/>
           <w:b/>
@@ -188,8 +233,6 @@
         <w:ind w:hanging="0"/>
         <w:rPr>
           <w:rFonts w:ascii="Microsoft YaHei" w:hAnsi="Microsoft YaHei"/>
-          <w:sz w:val="16"/>
-          <w:szCs w:val="16"/>
         </w:rPr>
       </w:pPr>
       <w:r>
@@ -1653,7 +1696,7 @@
       <w:widowControl/>
       <w:shd w:val="clear" w:fill="auto"/>
       <w:suppressAutoHyphens w:val="false"/>
-      <w:overflowPunct w:val="false"/>
+      <w:overflowPunct w:val="true"/>
       <w:bidi w:val="0"/>
       <w:snapToGrid w:val="true"/>
       <w:spacing w:lineRule="auto" w:line="240" w:before="0" w:after="0"/>
@@ -1805,6 +1848,19 @@
     <w:qFormat/>
     <w:rPr/>
   </w:style>
+  <w:style w:type="character" w:styleId="Strong">
+    <w:name w:val="Strong"/>
+    <w:qFormat/>
+    <w:rPr>
+      <w:b/>
+      <w:bCs/>
+    </w:rPr>
+  </w:style>
+  <w:style w:type="character" w:styleId="DefaultParagraphFont">
+    <w:name w:val="Default Paragraph Font"/>
+    <w:qFormat/>
+    <w:rPr/>
+  </w:style>
   <w:style w:type="paragraph" w:styleId="Ttulo">
     <w:name w:val="Título"/>
     <w:basedOn w:val="Normal"/>
@@ -1873,7 +1929,7 @@
       <w:widowControl/>
       <w:shd w:val="clear" w:fill="auto"/>
       <w:suppressAutoHyphens w:val="true"/>
-      <w:overflowPunct w:val="false"/>
+      <w:overflowPunct w:val="true"/>
       <w:bidi w:val="0"/>
       <w:snapToGrid w:val="true"/>
       <w:spacing w:lineRule="auto" w:line="276" w:before="0" w:after="200"/>
@@ -1989,6 +2045,23 @@
       <w:suppressLineNumbers/>
     </w:pPr>
     <w:rPr/>
+  </w:style>
+  <w:style w:type="paragraph" w:styleId="BalloonText">
+    <w:name w:val="Balloon Text"/>
+    <w:basedOn w:val="Normal"/>
+    <w:qFormat/>
+    <w:pPr>
+      <w:spacing w:lineRule="auto" w:line="240" w:before="0" w:after="0"/>
+    </w:pPr>
+    <w:rPr>
+      <w:rFonts w:ascii="Tahoma" w:hAnsi="Tahoma" w:cs="Tahoma"/>
+      <w:sz w:val="16"/>
+      <w:szCs w:val="16"/>
+    </w:rPr>
+  </w:style>
+  <w:style w:type="numbering" w:styleId="Semlista">
+    <w:name w:val="Sem lista"/>
+    <w:qFormat/>
   </w:style>
 </w:styles>
 </file>
